--- a/WebContent/docx/PD-L1报告-银丰华西.docx
+++ b/WebContent/docx/PD-L1报告-银丰华西.docx
@@ -316,7 +316,6 @@
             <w:insideH w:val="single" w:color="auto" w:sz="4" w:space="0"/>
             <w:insideV w:val="single" w:color="auto" w:sz="4" w:space="0"/>
           </w:tblBorders>
-          <w:shd w:val="clear" w:color="auto" w:fill="FFFFFF" w:themeFill="background1"/>
           <w:tblCellMar>
             <w:top w:w="0" w:type="dxa"/>
             <w:left w:w="108" w:type="dxa"/>
@@ -1532,8 +1531,6 @@
           <w:szCs w:val="18"/>
         </w:rPr>
       </w:pPr>
-      <w:bookmarkStart w:id="7" w:name="_GoBack"/>
-      <w:bookmarkEnd w:id="7"/>
       <w:r>
         <w:rPr>
           <w:rFonts w:ascii="微软雅黑" w:hAnsi="微软雅黑" w:eastAsia="微软雅黑" w:cs="微软雅黑"/>
@@ -1852,74 +1849,6 @@
           <w:szCs w:val="24"/>
         </w:rPr>
       </w:pPr>
-      <w:r>
-        <w:rPr>
-          <w:rFonts w:ascii="Calibri" w:hAnsi="Calibri" w:eastAsia="宋体" w:cs="Arial"/>
-        </w:rPr>
-        <w:drawing>
-          <wp:anchor distT="0" distB="0" distL="114935" distR="114935" simplePos="0" relativeHeight="251659264" behindDoc="0" locked="0" layoutInCell="1" allowOverlap="1">
-            <wp:simplePos x="0" y="0"/>
-            <wp:positionH relativeFrom="column">
-              <wp:posOffset>2696845</wp:posOffset>
-            </wp:positionH>
-            <wp:positionV relativeFrom="paragraph">
-              <wp:posOffset>187960</wp:posOffset>
-            </wp:positionV>
-            <wp:extent cx="715645" cy="302260"/>
-            <wp:effectExtent l="0" t="0" r="0" b="2540"/>
-            <wp:wrapNone/>
-            <wp:docPr id="1" name="Picture 6"/>
-            <wp:cNvGraphicFramePr>
-              <a:graphicFrameLocks xmlns:a="http://schemas.openxmlformats.org/drawingml/2006/main" noChangeAspect="1"/>
-            </wp:cNvGraphicFramePr>
-            <a:graphic xmlns:a="http://schemas.openxmlformats.org/drawingml/2006/main">
-              <a:graphicData uri="http://schemas.openxmlformats.org/drawingml/2006/picture">
-                <pic:pic xmlns:pic="http://schemas.openxmlformats.org/drawingml/2006/picture">
-                  <pic:nvPicPr>
-                    <pic:cNvPr id="1" name="Picture 6"/>
-                    <pic:cNvPicPr>
-                      <a:picLocks noChangeAspect="1"/>
-                    </pic:cNvPicPr>
-                  </pic:nvPicPr>
-                  <pic:blipFill>
-                    <a:blip r:embed="rId4">
-                      <a:clrChange>
-                        <a:clrFrom>
-                          <a:srgbClr val="FFFFFF">
-                            <a:alpha val="100000"/>
-                          </a:srgbClr>
-                        </a:clrFrom>
-                        <a:clrTo>
-                          <a:srgbClr val="FFFFFF">
-                            <a:alpha val="100000"/>
-                            <a:alpha val="0"/>
-                          </a:srgbClr>
-                        </a:clrTo>
-                      </a:clrChange>
-                    </a:blip>
-                    <a:stretch>
-                      <a:fillRect/>
-                    </a:stretch>
-                  </pic:blipFill>
-                  <pic:spPr>
-                    <a:xfrm>
-                      <a:off x="0" y="0"/>
-                      <a:ext cx="715645" cy="302260"/>
-                    </a:xfrm>
-                    <a:prstGeom prst="rect">
-                      <a:avLst/>
-                    </a:prstGeom>
-                    <a:noFill/>
-                    <a:ln>
-                      <a:noFill/>
-                    </a:ln>
-                  </pic:spPr>
-                </pic:pic>
-              </a:graphicData>
-            </a:graphic>
-          </wp:anchor>
-        </w:drawing>
-      </w:r>
     </w:p>
     <w:tbl>
       <w:tblPr>
@@ -1989,6 +1918,7 @@
                 <w:lang w:eastAsia="zh-CN"/>
               </w:rPr>
             </w:pPr>
+            <w:bookmarkStart w:id="7" w:name="_GoBack"/>
             <w:r>
               <w:rPr>
                 <w:rFonts w:hint="eastAsia" w:eastAsia="微软雅黑"/>
@@ -2105,9 +2035,86 @@
                 <w:lang w:eastAsia="zh-CN"/>
               </w:rPr>
             </w:pPr>
+            <w:r>
+              <w:rPr>
+                <w:rFonts w:hint="eastAsia" w:eastAsia="微软雅黑"/>
+                <w:b/>
+                <w:bCs/>
+                <w:sz w:val="18"/>
+                <w:szCs w:val="18"/>
+                <w:lang w:eastAsia="zh-CN"/>
+              </w:rPr>
+              <w:t>临检所复核人，</w:t>
+            </w:r>
+            <w:r>
+              <w:rPr>
+                <w:rFonts w:hint="eastAsia" w:eastAsia="微软雅黑"/>
+                <w:lang w:eastAsia="zh-CN"/>
+              </w:rPr>
+              <w:drawing>
+                <wp:anchor distT="0" distB="0" distL="114300" distR="114300" simplePos="0" relativeHeight="251659264" behindDoc="0" locked="0" layoutInCell="1" allowOverlap="1">
+                  <wp:simplePos x="0" y="0"/>
+                  <wp:positionH relativeFrom="column">
+                    <wp:posOffset>763270</wp:posOffset>
+                  </wp:positionH>
+                  <wp:positionV relativeFrom="paragraph">
+                    <wp:posOffset>-31115</wp:posOffset>
+                  </wp:positionV>
+                  <wp:extent cx="495935" cy="280670"/>
+                  <wp:effectExtent l="0" t="0" r="0" b="9525"/>
+                  <wp:wrapNone/>
+                  <wp:docPr id="8" name="图片 8" descr="王建丽"/>
+                  <wp:cNvGraphicFramePr>
+                    <a:graphicFrameLocks xmlns:a="http://schemas.openxmlformats.org/drawingml/2006/main" noChangeAspect="1"/>
+                  </wp:cNvGraphicFramePr>
+                  <a:graphic xmlns:a="http://schemas.openxmlformats.org/drawingml/2006/main">
+                    <a:graphicData uri="http://schemas.openxmlformats.org/drawingml/2006/picture">
+                      <pic:pic xmlns:pic="http://schemas.openxmlformats.org/drawingml/2006/picture">
+                        <pic:nvPicPr>
+                          <pic:cNvPr id="8" name="图片 8" descr="王建丽"/>
+                          <pic:cNvPicPr>
+                            <a:picLocks noChangeAspect="1"/>
+                          </pic:cNvPicPr>
+                        </pic:nvPicPr>
+                        <pic:blipFill>
+                          <a:blip r:embed="rId4">
+                            <a:clrChange>
+                              <a:clrFrom>
+                                <a:srgbClr val="FFFFFF">
+                                  <a:alpha val="100000"/>
+                                </a:srgbClr>
+                              </a:clrFrom>
+                              <a:clrTo>
+                                <a:srgbClr val="FFFFFF">
+                                  <a:alpha val="100000"/>
+                                  <a:alpha val="0"/>
+                                </a:srgbClr>
+                              </a:clrTo>
+                            </a:clrChange>
+                          </a:blip>
+                          <a:stretch>
+                            <a:fillRect/>
+                          </a:stretch>
+                        </pic:blipFill>
+                        <pic:spPr>
+                          <a:xfrm>
+                            <a:off x="0" y="0"/>
+                            <a:ext cx="495935" cy="280670"/>
+                          </a:xfrm>
+                          <a:prstGeom prst="rect">
+                            <a:avLst/>
+                          </a:prstGeom>
+                        </pic:spPr>
+                      </pic:pic>
+                    </a:graphicData>
+                  </a:graphic>
+                </wp:anchor>
+              </w:drawing>
+            </w:r>
           </w:p>
         </w:tc>
       </w:tr>
+      <w:bookmarkEnd w:id="7"/>
     </w:tbl>
     <w:p>
       <w:pPr>

--- a/WebContent/docx/PD-L1报告-银丰华西.docx
+++ b/WebContent/docx/PD-L1报告-银丰华西.docx
@@ -316,6 +316,7 @@
             <w:insideH w:val="single" w:color="auto" w:sz="4" w:space="0"/>
             <w:insideV w:val="single" w:color="auto" w:sz="4" w:space="0"/>
           </w:tblBorders>
+          <w:shd w:val="clear" w:color="auto" w:fill="FFFFFF" w:themeFill="background1"/>
           <w:tblCellMar>
             <w:top w:w="0" w:type="dxa"/>
             <w:left w:w="108" w:type="dxa"/>
@@ -1849,6 +1850,73 @@
           <w:szCs w:val="24"/>
         </w:rPr>
       </w:pPr>
+      <w:bookmarkStart w:id="7" w:name="_GoBack"/>
+      <w:r>
+        <w:rPr>
+          <w:rFonts w:hint="eastAsia" w:eastAsia="微软雅黑"/>
+          <w:lang w:eastAsia="zh-CN"/>
+        </w:rPr>
+        <w:drawing>
+          <wp:anchor distT="0" distB="0" distL="114300" distR="114300" simplePos="0" relativeHeight="251659264" behindDoc="0" locked="0" layoutInCell="1" allowOverlap="1">
+            <wp:simplePos x="0" y="0"/>
+            <wp:positionH relativeFrom="column">
+              <wp:posOffset>2480945</wp:posOffset>
+            </wp:positionH>
+            <wp:positionV relativeFrom="paragraph">
+              <wp:posOffset>172085</wp:posOffset>
+            </wp:positionV>
+            <wp:extent cx="495935" cy="280670"/>
+            <wp:effectExtent l="0" t="0" r="0" b="9525"/>
+            <wp:wrapNone/>
+            <wp:docPr id="8" name="图片 8" descr="王建丽"/>
+            <wp:cNvGraphicFramePr>
+              <a:graphicFrameLocks xmlns:a="http://schemas.openxmlformats.org/drawingml/2006/main" noChangeAspect="1"/>
+            </wp:cNvGraphicFramePr>
+            <a:graphic xmlns:a="http://schemas.openxmlformats.org/drawingml/2006/main">
+              <a:graphicData uri="http://schemas.openxmlformats.org/drawingml/2006/picture">
+                <pic:pic xmlns:pic="http://schemas.openxmlformats.org/drawingml/2006/picture">
+                  <pic:nvPicPr>
+                    <pic:cNvPr id="8" name="图片 8" descr="王建丽"/>
+                    <pic:cNvPicPr>
+                      <a:picLocks noChangeAspect="1"/>
+                    </pic:cNvPicPr>
+                  </pic:nvPicPr>
+                  <pic:blipFill>
+                    <a:blip r:embed="rId4">
+                      <a:clrChange>
+                        <a:clrFrom>
+                          <a:srgbClr val="FFFFFF">
+                            <a:alpha val="100000"/>
+                          </a:srgbClr>
+                        </a:clrFrom>
+                        <a:clrTo>
+                          <a:srgbClr val="FFFFFF">
+                            <a:alpha val="100000"/>
+                            <a:alpha val="0"/>
+                          </a:srgbClr>
+                        </a:clrTo>
+                      </a:clrChange>
+                    </a:blip>
+                    <a:stretch>
+                      <a:fillRect/>
+                    </a:stretch>
+                  </pic:blipFill>
+                  <pic:spPr>
+                    <a:xfrm>
+                      <a:off x="0" y="0"/>
+                      <a:ext cx="495935" cy="280670"/>
+                    </a:xfrm>
+                    <a:prstGeom prst="rect">
+                      <a:avLst/>
+                    </a:prstGeom>
+                  </pic:spPr>
+                </pic:pic>
+              </a:graphicData>
+            </a:graphic>
+          </wp:anchor>
+        </w:drawing>
+      </w:r>
+      <w:bookmarkEnd w:id="7"/>
     </w:p>
     <w:tbl>
       <w:tblPr>
@@ -1918,7 +1986,6 @@
                 <w:lang w:eastAsia="zh-CN"/>
               </w:rPr>
             </w:pPr>
-            <w:bookmarkStart w:id="7" w:name="_GoBack"/>
             <w:r>
               <w:rPr>
                 <w:rFonts w:hint="eastAsia" w:eastAsia="微软雅黑"/>
@@ -2035,86 +2102,9 @@
                 <w:lang w:eastAsia="zh-CN"/>
               </w:rPr>
             </w:pPr>
-            <w:r>
-              <w:rPr>
-                <w:rFonts w:hint="eastAsia" w:eastAsia="微软雅黑"/>
-                <w:b/>
-                <w:bCs/>
-                <w:sz w:val="18"/>
-                <w:szCs w:val="18"/>
-                <w:lang w:eastAsia="zh-CN"/>
-              </w:rPr>
-              <w:t>临检所复核人，</w:t>
-            </w:r>
-            <w:r>
-              <w:rPr>
-                <w:rFonts w:hint="eastAsia" w:eastAsia="微软雅黑"/>
-                <w:lang w:eastAsia="zh-CN"/>
-              </w:rPr>
-              <w:drawing>
-                <wp:anchor distT="0" distB="0" distL="114300" distR="114300" simplePos="0" relativeHeight="251659264" behindDoc="0" locked="0" layoutInCell="1" allowOverlap="1">
-                  <wp:simplePos x="0" y="0"/>
-                  <wp:positionH relativeFrom="column">
-                    <wp:posOffset>763270</wp:posOffset>
-                  </wp:positionH>
-                  <wp:positionV relativeFrom="paragraph">
-                    <wp:posOffset>-31115</wp:posOffset>
-                  </wp:positionV>
-                  <wp:extent cx="495935" cy="280670"/>
-                  <wp:effectExtent l="0" t="0" r="0" b="9525"/>
-                  <wp:wrapNone/>
-                  <wp:docPr id="8" name="图片 8" descr="王建丽"/>
-                  <wp:cNvGraphicFramePr>
-                    <a:graphicFrameLocks xmlns:a="http://schemas.openxmlformats.org/drawingml/2006/main" noChangeAspect="1"/>
-                  </wp:cNvGraphicFramePr>
-                  <a:graphic xmlns:a="http://schemas.openxmlformats.org/drawingml/2006/main">
-                    <a:graphicData uri="http://schemas.openxmlformats.org/drawingml/2006/picture">
-                      <pic:pic xmlns:pic="http://schemas.openxmlformats.org/drawingml/2006/picture">
-                        <pic:nvPicPr>
-                          <pic:cNvPr id="8" name="图片 8" descr="王建丽"/>
-                          <pic:cNvPicPr>
-                            <a:picLocks noChangeAspect="1"/>
-                          </pic:cNvPicPr>
-                        </pic:nvPicPr>
-                        <pic:blipFill>
-                          <a:blip r:embed="rId4">
-                            <a:clrChange>
-                              <a:clrFrom>
-                                <a:srgbClr val="FFFFFF">
-                                  <a:alpha val="100000"/>
-                                </a:srgbClr>
-                              </a:clrFrom>
-                              <a:clrTo>
-                                <a:srgbClr val="FFFFFF">
-                                  <a:alpha val="100000"/>
-                                  <a:alpha val="0"/>
-                                </a:srgbClr>
-                              </a:clrTo>
-                            </a:clrChange>
-                          </a:blip>
-                          <a:stretch>
-                            <a:fillRect/>
-                          </a:stretch>
-                        </pic:blipFill>
-                        <pic:spPr>
-                          <a:xfrm>
-                            <a:off x="0" y="0"/>
-                            <a:ext cx="495935" cy="280670"/>
-                          </a:xfrm>
-                          <a:prstGeom prst="rect">
-                            <a:avLst/>
-                          </a:prstGeom>
-                        </pic:spPr>
-                      </pic:pic>
-                    </a:graphicData>
-                  </a:graphic>
-                </wp:anchor>
-              </w:drawing>
-            </w:r>
           </w:p>
         </w:tc>
       </w:tr>
-      <w:bookmarkEnd w:id="7"/>
     </w:tbl>
     <w:p>
       <w:pPr>

--- a/WebContent/docx/PD-L1报告-银丰华西.docx
+++ b/WebContent/docx/PD-L1报告-银丰华西.docx
@@ -552,12 +552,6 @@
             <w:insideH w:val="single" w:color="0040A2" w:sz="4" w:space="0"/>
             <w:insideV w:val="single" w:color="0040A2" w:sz="4" w:space="0"/>
           </w:tblBorders>
-          <w:tblCellMar>
-            <w:top w:w="0" w:type="dxa"/>
-            <w:left w:w="108" w:type="dxa"/>
-            <w:bottom w:w="0" w:type="dxa"/>
-            <w:right w:w="108" w:type="dxa"/>
-          </w:tblCellMar>
         </w:tblPrEx>
         <w:trPr>
           <w:trHeight w:val="340" w:hRule="atLeast"/>
@@ -1850,73 +1844,6 @@
           <w:szCs w:val="24"/>
         </w:rPr>
       </w:pPr>
-      <w:bookmarkStart w:id="7" w:name="_GoBack"/>
-      <w:r>
-        <w:rPr>
-          <w:rFonts w:hint="eastAsia" w:eastAsia="微软雅黑"/>
-          <w:lang w:eastAsia="zh-CN"/>
-        </w:rPr>
-        <w:drawing>
-          <wp:anchor distT="0" distB="0" distL="114300" distR="114300" simplePos="0" relativeHeight="251659264" behindDoc="0" locked="0" layoutInCell="1" allowOverlap="1">
-            <wp:simplePos x="0" y="0"/>
-            <wp:positionH relativeFrom="column">
-              <wp:posOffset>2480945</wp:posOffset>
-            </wp:positionH>
-            <wp:positionV relativeFrom="paragraph">
-              <wp:posOffset>172085</wp:posOffset>
-            </wp:positionV>
-            <wp:extent cx="495935" cy="280670"/>
-            <wp:effectExtent l="0" t="0" r="0" b="9525"/>
-            <wp:wrapNone/>
-            <wp:docPr id="8" name="图片 8" descr="王建丽"/>
-            <wp:cNvGraphicFramePr>
-              <a:graphicFrameLocks xmlns:a="http://schemas.openxmlformats.org/drawingml/2006/main" noChangeAspect="1"/>
-            </wp:cNvGraphicFramePr>
-            <a:graphic xmlns:a="http://schemas.openxmlformats.org/drawingml/2006/main">
-              <a:graphicData uri="http://schemas.openxmlformats.org/drawingml/2006/picture">
-                <pic:pic xmlns:pic="http://schemas.openxmlformats.org/drawingml/2006/picture">
-                  <pic:nvPicPr>
-                    <pic:cNvPr id="8" name="图片 8" descr="王建丽"/>
-                    <pic:cNvPicPr>
-                      <a:picLocks noChangeAspect="1"/>
-                    </pic:cNvPicPr>
-                  </pic:nvPicPr>
-                  <pic:blipFill>
-                    <a:blip r:embed="rId4">
-                      <a:clrChange>
-                        <a:clrFrom>
-                          <a:srgbClr val="FFFFFF">
-                            <a:alpha val="100000"/>
-                          </a:srgbClr>
-                        </a:clrFrom>
-                        <a:clrTo>
-                          <a:srgbClr val="FFFFFF">
-                            <a:alpha val="100000"/>
-                            <a:alpha val="0"/>
-                          </a:srgbClr>
-                        </a:clrTo>
-                      </a:clrChange>
-                    </a:blip>
-                    <a:stretch>
-                      <a:fillRect/>
-                    </a:stretch>
-                  </pic:blipFill>
-                  <pic:spPr>
-                    <a:xfrm>
-                      <a:off x="0" y="0"/>
-                      <a:ext cx="495935" cy="280670"/>
-                    </a:xfrm>
-                    <a:prstGeom prst="rect">
-                      <a:avLst/>
-                    </a:prstGeom>
-                  </pic:spPr>
-                </pic:pic>
-              </a:graphicData>
-            </a:graphic>
-          </wp:anchor>
-        </w:drawing>
-      </w:r>
-      <w:bookmarkEnd w:id="7"/>
     </w:p>
     <w:tbl>
       <w:tblPr>
@@ -1943,7 +1870,7 @@
         <w:gridCol w:w="963"/>
         <w:gridCol w:w="1957"/>
         <w:gridCol w:w="997"/>
-        <w:gridCol w:w="1755"/>
+        <w:gridCol w:w="2113"/>
       </w:tblGrid>
       <w:tr>
         <w:tblPrEx>
@@ -1962,6 +1889,9 @@
             <w:right w:w="108" w:type="dxa"/>
           </w:tblCellMar>
         </w:tblPrEx>
+        <w:trPr>
+          <w:trHeight w:val="454" w:hRule="atLeast"/>
+        </w:trPr>
         <w:tc>
           <w:tcPr>
             <w:tcW w:w="963" w:type="dxa"/>
@@ -2102,6 +2032,48 @@
                 <w:lang w:eastAsia="zh-CN"/>
               </w:rPr>
             </w:pPr>
+            <w:r>
+              <w:rPr>
+                <w:rFonts w:hint="default" w:ascii="Times New Roman" w:hAnsi="Times New Roman" w:cs="Times New Roman"/>
+                <w:sz w:val="16"/>
+                <w:szCs w:val="16"/>
+              </w:rPr>
+              <w:t>{{"ty_tianjin2"|sign(</w:t>
+            </w:r>
+            <w:r>
+              <w:rPr>
+                <w:rFonts w:hint="eastAsia" w:ascii="Times New Roman" w:hAnsi="Times New Roman" w:cs="Times New Roman"/>
+                <w:sz w:val="16"/>
+                <w:szCs w:val="16"/>
+                <w:lang w:val="en-US" w:eastAsia="zh-CN"/>
+              </w:rPr>
+              <w:t>39</w:t>
+            </w:r>
+            <w:r>
+              <w:rPr>
+                <w:rFonts w:hint="default" w:ascii="Times New Roman" w:hAnsi="Times New Roman" w:cs="Times New Roman"/>
+                <w:sz w:val="16"/>
+                <w:szCs w:val="16"/>
+              </w:rPr>
+              <w:t>,</w:t>
+            </w:r>
+            <w:r>
+              <w:rPr>
+                <w:rFonts w:hint="eastAsia" w:ascii="Times New Roman" w:hAnsi="Times New Roman" w:cs="Times New Roman"/>
+                <w:sz w:val="16"/>
+                <w:szCs w:val="16"/>
+                <w:lang w:val="en-US" w:eastAsia="zh-CN"/>
+              </w:rPr>
+              <w:t>22</w:t>
+            </w:r>
+            <w:r>
+              <w:rPr>
+                <w:rFonts w:hint="default" w:ascii="Times New Roman" w:hAnsi="Times New Roman" w:cs="Times New Roman"/>
+                <w:sz w:val="16"/>
+                <w:szCs w:val="16"/>
+              </w:rPr>
+              <w:t>)}}</w:t>
+            </w:r>
           </w:p>
         </w:tc>
       </w:tr>
@@ -2137,6 +2109,8 @@
           <w:szCs w:val="18"/>
         </w:rPr>
       </w:pPr>
+      <w:bookmarkStart w:id="7" w:name="_GoBack"/>
+      <w:bookmarkEnd w:id="7"/>
       <w:r>
         <w:rPr>
           <w:rFonts w:hint="eastAsia" w:ascii="微软雅黑" w:hAnsi="微软雅黑" w:eastAsia="微软雅黑" w:cs="Arial"/>
